--- a/public/gallery/examples/devops-engineer/fr/resume.docx
+++ b/public/gallery/examples/devops-engineer/fr/resume.docx
@@ -66,7 +66,7 @@
         </w:rPr>
         <w:t xml:space="preserve">📧 </w:t>
       </w:r>
-      <w:hyperlink w:history="1" r:id="rIdi5pb1ehozfknnv2497usw">
+      <w:hyperlink w:history="1" r:id="rIdf4gwv6fjnohrakhu7nnzy">
         <w:r>
           <w:rPr>
             <w:sz w:val="18"/>
@@ -89,7 +89,7 @@
         </w:rPr>
         <w:t xml:space="preserve">🔗 </w:t>
       </w:r>
-      <w:hyperlink w:history="1" r:id="rId6cjgntz1eagekmdsd54tx">
+      <w:hyperlink w:history="1" r:id="rIddersizvmsvv5dwfe7dagb">
         <w:r>
           <w:rPr>
             <w:sz w:val="18"/>
@@ -124,7 +124,7 @@
         <w:spacing w:after="200" w:line="276"/>
         <w:jc w:val="center"/>
       </w:pPr>
-      <w:hyperlink w:history="1" r:id="rIdpaefhemul9umm2jpyat5c">
+      <w:hyperlink w:history="1" r:id="rId-rwxbkbh3kqnjgujbboqd">
         <w:r>
           <w:rPr>
             <w:sz w:val="18"/>
@@ -140,7 +140,7 @@
         </w:rPr>
         <w:t xml:space="preserve"> • </w:t>
       </w:r>
-      <w:hyperlink w:history="1" r:id="rId4scb-cfrqtovfyvequ8lr">
+      <w:hyperlink w:history="1" r:id="rIdca4q-oioeo0-d9v0chzhc">
         <w:r>
           <w:rPr>
             <w:sz w:val="18"/>
@@ -299,7 +299,7 @@
         </w:rPr>
         <w:t xml:space="preserve">	</w:t>
       </w:r>
-      <w:hyperlink w:history="1" r:id="rIdidx0jjtrpoigdv8kuytfh">
+      <w:hyperlink w:history="1" r:id="rIdeo_kpadlupqhnxf8bbqf7">
         <w:r>
           <w:rPr>
             <w:sz w:val="18"/>
@@ -443,7 +443,7 @@
         </w:rPr>
         <w:t xml:space="preserve">	</w:t>
       </w:r>
-      <w:hyperlink w:history="1" r:id="rIdgufbscwaaqmwk9kpzay0c">
+      <w:hyperlink w:history="1" r:id="rIdr9umxmacmbs04kpd5cjdo">
         <w:r>
           <w:rPr>
             <w:sz w:val="18"/>
@@ -587,7 +587,7 @@
         </w:rPr>
         <w:t xml:space="preserve">	</w:t>
       </w:r>
-      <w:hyperlink w:history="1" r:id="rId8vwcbc51zlfq9dfzirh9b">
+      <w:hyperlink w:history="1" r:id="rIdemlemgabqnqbw2f3kfcbd">
         <w:r>
           <w:rPr>
             <w:sz w:val="18"/>
@@ -769,7 +769,7 @@
         </w:rPr>
         <w:t xml:space="preserve">	</w:t>
       </w:r>
-      <w:hyperlink w:history="1" r:id="rIdyqhjheh9nvdwcafdxruc7">
+      <w:hyperlink w:history="1" r:id="rIdtriudabfrdaywa3qr8hj4">
         <w:r>
           <w:rPr>
             <w:sz w:val="18"/>
@@ -932,7 +932,7 @@
         </w:rPr>
         <w:t xml:space="preserve">	</w:t>
       </w:r>
-      <w:hyperlink w:history="1" r:id="rId-udaz-hrexop1j7tjchur">
+      <w:hyperlink w:history="1" r:id="rIdgzqrpzffcaa7ywzb1sqdo">
         <w:r>
           <w:rPr>
             <w:sz w:val="18"/>
@@ -1400,7 +1400,7 @@
         </w:rPr>
         <w:t xml:space="preserve">	</w:t>
       </w:r>
-      <w:hyperlink w:history="1" r:id="rIdwolkmdakn0nzfxkrg-cqg">
+      <w:hyperlink w:history="1" r:id="rIdwciq8ptc4oqmw_nkfomap">
         <w:r>
           <w:rPr>
             <w:sz w:val="18"/>
@@ -1466,7 +1466,7 @@
         </w:rPr>
         <w:t xml:space="preserve">	</w:t>
       </w:r>
-      <w:hyperlink w:history="1" r:id="rIdln1yrl0tf6pas4j5qamdo">
+      <w:hyperlink w:history="1" r:id="rIdhdiqvdmqnknpsq8ftzppo">
         <w:r>
           <w:rPr>
             <w:sz w:val="18"/>
@@ -1532,7 +1532,7 @@
         </w:rPr>
         <w:t xml:space="preserve">	</w:t>
       </w:r>
-      <w:hyperlink w:history="1" r:id="rIdv7apmtolzetfdg8ctpqhc">
+      <w:hyperlink w:history="1" r:id="rIdohe0mnidrr85v-jdwbz5m">
         <w:r>
           <w:rPr>
             <w:sz w:val="18"/>
@@ -1617,7 +1617,7 @@
         </w:rPr>
         <w:t xml:space="preserve">	</w:t>
       </w:r>
-      <w:hyperlink w:history="1" r:id="rIdsdg9lt0xkrz4aqlvbxcx6">
+      <w:hyperlink w:history="1" r:id="rIdc_r8ymhg9h6-lhiemw__w">
         <w:r>
           <w:rPr>
             <w:sz w:val="18"/>
@@ -1759,7 +1759,7 @@
         </w:rPr>
         <w:t xml:space="preserve">	</w:t>
       </w:r>
-      <w:hyperlink w:history="1" r:id="rIdgcnetntgofmtpzdlt4g80">
+      <w:hyperlink w:history="1" r:id="rIdarcndhksx0nl_iyxtxzuy">
         <w:r>
           <w:rPr>
             <w:sz w:val="18"/>
@@ -1903,7 +1903,7 @@
         </w:rPr>
         <w:t xml:space="preserve">	</w:t>
       </w:r>
-      <w:hyperlink w:history="1" r:id="rIdpx8ueyx_mdtzaekytszlu">
+      <w:hyperlink w:history="1" r:id="rIdxoykx8xdygz4u01i5beje">
         <w:r>
           <w:rPr>
             <w:sz w:val="18"/>
@@ -2148,7 +2148,7 @@
         </w:rPr>
         <w:t xml:space="preserve">	</w:t>
       </w:r>
-      <w:hyperlink w:history="1" r:id="rId224r9hgtumoxyi5nlwjgz">
+      <w:hyperlink w:history="1" r:id="rIdgbqi4ajuzyvvbublpn8xs">
         <w:r>
           <w:rPr>
             <w:sz w:val="18"/>
